--- a/examples/datasets/doc/13-climate.docx
+++ b/examples/datasets/doc/13-climate.docx
@@ -740,7 +740,7 @@
               <a:graphicData uri="http://schemas.openxmlformats.org/drawingml/2006/picture">
                 <pic:pic>
                   <pic:nvPicPr>
-                    <pic:cNvPr descr="/home/gpca/tspredit/examples/datasets/doc/13-climate_files/73ebcc88d08efcd87ad3288f5181b08a39a01f41.png" id="13" name="Picture"/>
+                    <pic:cNvPr descr="C:\Git\cefet-rj-dal\tspredit\examples\datasets\doc\13-climate_files/1fd13caab81854264086287f3c9e1a986dd55941.png" id="13" name="Picture"/>
                     <pic:cNvPicPr>
                       <a:picLocks noChangeArrowheads="1" noChangeAspect="1"/>
                     </pic:cNvPicPr>

--- a/examples/datasets/doc/13-climate.docx
+++ b/examples/datasets/doc/13-climate.docx
@@ -561,7 +561,16 @@
         <w:rPr>
           <w:rStyle w:val="VerbatimChar"/>
         </w:rPr>
-        <w:t xml:space="preserve">## [1] "usa_climate"     "china_climate"   "germany_climate" "japan_climate"   "india_climate"   "uk_climate"</w:t>
+        <w:t xml:space="preserve">## [1] "usa_climate"     "china_climate"   "germany_climate" "japan_climate"  </w:t>
+      </w:r>
+      <w:r>
+        <w:br/>
+      </w:r>
+      <w:r>
+        <w:rPr>
+          <w:rStyle w:val="VerbatimChar"/>
+        </w:rPr>
+        <w:t xml:space="preserve">## [5] "india_climate"   "uk_climate"</w:t>
       </w:r>
     </w:p>
     <w:p>
@@ -740,7 +749,7 @@
               <a:graphicData uri="http://schemas.openxmlformats.org/drawingml/2006/picture">
                 <pic:pic>
                   <pic:nvPicPr>
-                    <pic:cNvPr descr="C:\Git\cefet-rj-dal\tspredit\examples\datasets\doc\13-climate_files/1fd13caab81854264086287f3c9e1a986dd55941.png" id="13" name="Picture"/>
+                    <pic:cNvPr descr="C:\Git\dal\tspredit\examples\datasets\doc\13-climate_files/1fd13caab81854264086287f3c9e1a986dd55941.png" id="13" name="Picture"/>
                     <pic:cNvPicPr>
                       <a:picLocks noChangeArrowheads="1" noChangeAspect="1"/>
                     </pic:cNvPicPr>

--- a/examples/datasets/doc/13-climate.docx
+++ b/examples/datasets/doc/13-climate.docx
@@ -561,16 +561,7 @@
         <w:rPr>
           <w:rStyle w:val="VerbatimChar"/>
         </w:rPr>
-        <w:t xml:space="preserve">## [1] "usa_climate"     "china_climate"   "germany_climate" "japan_climate"  </w:t>
-      </w:r>
-      <w:r>
-        <w:br/>
-      </w:r>
-      <w:r>
-        <w:rPr>
-          <w:rStyle w:val="VerbatimChar"/>
-        </w:rPr>
-        <w:t xml:space="preserve">## [5] "india_climate"   "uk_climate"</w:t>
+        <w:t xml:space="preserve">## [1] "usa_climate"     "china_climate"   "germany_climate" "japan_climate"   "india_climate"   "uk_climate"</w:t>
       </w:r>
     </w:p>
     <w:p>

--- a/examples/datasets/doc/13-climate.docx
+++ b/examples/datasets/doc/13-climate.docx
@@ -740,7 +740,7 @@
               <a:graphicData uri="http://schemas.openxmlformats.org/drawingml/2006/picture">
                 <pic:pic>
                   <pic:nvPicPr>
-                    <pic:cNvPr descr="C:\Git\dal\tspredit\examples\datasets\doc\13-climate_files/1fd13caab81854264086287f3c9e1a986dd55941.png" id="13" name="Picture"/>
+                    <pic:cNvPr descr="/home/gpca/tspredit/examples/datasets/doc/13-climate_files/73ebcc88d08efcd87ad3288f5181b08a39a01f41.png" id="13" name="Picture"/>
                     <pic:cNvPicPr>
                       <a:picLocks noChangeArrowheads="1" noChangeAspect="1"/>
                     </pic:cNvPicPr>
